--- a/day-19-day-20-day-21-day-22.docx
+++ b/day-19-day-20-day-21-day-22.docx
@@ -80,19 +80,14 @@
       </w:r>
       <w:proofErr w:type="gramStart"/>
       <w:r>
-        <w:t>focused )</w:t>
-      </w:r>
-      <w:proofErr w:type="gramEnd"/>
-      <w:r>
-        <w:t xml:space="preserve">, </w:t>
-      </w:r>
-      <w:proofErr w:type="gramStart"/>
-      <w:r>
-        <w:t>llm ,</w:t>
-      </w:r>
-      <w:proofErr w:type="gramEnd"/>
-      <w:r>
-        <w:t xml:space="preserve"> machine learning </w:t>
+        <w:t xml:space="preserve">focused </w:t>
+      </w:r>
+      <w:r>
+        <w:t>)</w:t>
+      </w:r>
+      <w:proofErr w:type="gramEnd"/>
+      <w:r>
+        <w:t xml:space="preserve">, machine learning </w:t>
       </w:r>
       <w:proofErr w:type="gramStart"/>
       <w:r>
